--- a/site/docs/researchtranscript-data-processing-en.docx
+++ b/site/docs/researchtranscript-data-processing-en.docx
@@ -338,13 +338,13 @@
         <w:t xml:space="preserve"> </w:t>
       </w:r>
       <w:r>
-        <w:t xml:space="preserve">large-v3-turbo) and speaker separation (silero-vad, pyannote community-1) run inside the application's process on the device's</w:t>
-      </w:r>
-      <w:r>
-        <w:t xml:space="preserve"> </w:t>
-      </w:r>
-      <w:r>
-        <w:t xml:space="preserve">processor or graphics unit. All models are contained in the</w:t>
+        <w:t xml:space="preserve">large-v3-turbo) and speaker separation (silero-vad, pyannote community-1) run as components of the application on the device, on the GPU</w:t>
+      </w:r>
+      <w:r>
+        <w:t xml:space="preserve"> </w:t>
+      </w:r>
+      <w:r>
+        <w:t xml:space="preserve">and the Neural Engine. All models are contained in the</w:t>
       </w:r>
       <w:r>
         <w:t xml:space="preserve"> </w:t>

--- a/site/docs/researchtranscript-data-processing-en.docx
+++ b/site/docs/researchtranscript-data-processing-en.docx
@@ -28,7 +28,7 @@
         <w:t xml:space="preserve"> </w:t>
       </w:r>
       <w:r>
-        <w:t xml:space="preserve">management plan. As of 16 September 2026, ResearchTranscript 0.4.0. Items</w:t>
+        <w:t xml:space="preserve">management plan. As of 18 September 2026, ResearchTranscript 0.6.0. Items</w:t>
       </w:r>
       <w:r>
         <w:t xml:space="preserve"> </w:t>
@@ -76,6 +76,44 @@
       </w:r>
       <w:r>
         <w:t xml:space="preserve">substitute for legal advice.</w:t>
+      </w:r>
+    </w:p>
+    <w:p>
+      <w:pPr>
+        <w:pStyle w:val="BodyText"/>
+      </w:pPr>
+      <w:r>
+        <w:t xml:space="preserve">This text is the general template. Since 0.6.0 the app itself generates</w:t>
+      </w:r>
+      <w:r>
+        <w:t xml:space="preserve"> </w:t>
+      </w:r>
+      <w:r>
+        <w:t xml:space="preserve">the version for an individual transcript (Editor › Export ›</w:t>
+      </w:r>
+      <w:r>
+        <w:t xml:space="preserve"> </w:t>
+      </w:r>
+      <w:r>
+        <w:t xml:space="preserve">“Documentation package (.zip) …”): a transcription record with the</w:t>
+      </w:r>
+      <w:r>
+        <w:t xml:space="preserve"> </w:t>
+      </w:r>
+      <w:r>
+        <w:t xml:space="preserve">model and version actually used and the measured degree of editing by</w:t>
+      </w:r>
+      <w:r>
+        <w:t xml:space="preserve"> </w:t>
+      </w:r>
+      <w:r>
+        <w:t xml:space="preserve">hand, a methods paragraph, facts for data protection, a data sheet for</w:t>
+      </w:r>
+      <w:r>
+        <w:t xml:space="preserve"> </w:t>
+      </w:r>
+      <w:r>
+        <w:t xml:space="preserve">the repository and a citation file.</w:t>
       </w:r>
     </w:p>
     <w:p>
@@ -108,7 +146,7 @@
         <w:rPr>
           <w:rStyle w:val="VerbatimChar"/>
         </w:rPr>
-        <w:t xml:space="preserve">[0.4.0]</w:t>
+        <w:t xml:space="preserve">[0.6.0]</w:t>
       </w:r>
       <w:r>
         <w:t xml:space="preserve">. Free software under</w:t>
@@ -117,13 +155,19 @@
         <w:t xml:space="preserve"> </w:t>
       </w:r>
       <w:r>
-        <w:t xml:space="preserve">AGPL-3.0-or-later, developed at B/IAS – Basel Institut für angewandte</w:t>
-      </w:r>
-      <w:r>
-        <w:t xml:space="preserve"> </w:t>
-      </w:r>
-      <w:r>
-        <w:t xml:space="preserve">Stadtforschung. Source code public at</w:t>
+        <w:t xml:space="preserve">AGPL-3.0-or-later (with an additional permission for distribution</w:t>
+      </w:r>
+      <w:r>
+        <w:t xml:space="preserve"> </w:t>
+      </w:r>
+      <w:r>
+        <w:t xml:space="preserve">through the App Store), developed at B/IAS – Basel Institut für</w:t>
+      </w:r>
+      <w:r>
+        <w:t xml:space="preserve"> </w:t>
+      </w:r>
+      <w:r>
+        <w:t xml:space="preserve">angewandte Stadtforschung. Source code public at</w:t>
       </w:r>
       <w:r>
         <w:t xml:space="preserve"> </w:t>
@@ -137,19 +181,25 @@
         </w:r>
       </w:hyperlink>
       <w:r>
-        <w:t xml:space="preserve">. The software runs as</w:t>
-      </w:r>
-      <w:r>
-        <w:t xml:space="preserve"> </w:t>
-      </w:r>
-      <w:r>
-        <w:t xml:space="preserve">a local application on macOS (Apple Silicon) and is installed and</w:t>
-      </w:r>
-      <w:r>
-        <w:t xml:space="preserve"> </w:t>
-      </w:r>
-      <w:r>
-        <w:t xml:space="preserve">operated by the controller itself.</w:t>
+        <w:t xml:space="preserve">; the signed and</w:t>
+      </w:r>
+      <w:r>
+        <w:t xml:space="preserve"> </w:t>
+      </w:r>
+      <w:r>
+        <w:t xml:space="preserve">notarised installer (DMG) is on the releases page there. The software</w:t>
+      </w:r>
+      <w:r>
+        <w:t xml:space="preserve"> </w:t>
+      </w:r>
+      <w:r>
+        <w:t xml:space="preserve">runs as a local application on macOS (Apple Silicon) in the macOS App</w:t>
+      </w:r>
+      <w:r>
+        <w:t xml:space="preserve"> </w:t>
+      </w:r>
+      <w:r>
+        <w:t xml:space="preserve">Sandbox and is installed and operated by the controller itself.</w:t>
       </w:r>
     </w:p>
     <w:bookmarkEnd w:id="10"/>
@@ -310,7 +360,19 @@
         <w:t xml:space="preserve"> </w:t>
       </w:r>
       <w:r>
-        <w:t xml:space="preserve">the video is never transcoded).</w:t>
+        <w:t xml:space="preserve">the video is never transcoded). Audio is read by macOS AVFoundation.</w:t>
+      </w:r>
+      <w:r>
+        <w:t xml:space="preserve"> </w:t>
+      </w:r>
+      <w:r>
+        <w:t xml:space="preserve">The macOS App Sandbox allows access only to folders the person</w:t>
+      </w:r>
+      <w:r>
+        <w:t xml:space="preserve"> </w:t>
+      </w:r>
+      <w:r>
+        <w:t xml:space="preserve">chooses in a dialog and to files dragged in.</w:t>
       </w:r>
     </w:p>
     <w:p>
@@ -332,37 +394,97 @@
         <w:t xml:space="preserve"> </w:t>
       </w:r>
       <w:r>
-        <w:t xml:space="preserve">Speech recognition (whisper.cpp, model</w:t>
-      </w:r>
-      <w:r>
-        <w:t xml:space="preserve"> </w:t>
-      </w:r>
-      <w:r>
-        <w:t xml:space="preserve">large-v3-turbo) and speaker separation (silero-vad, pyannote community-1) run as components of the application on the device, on the GPU</w:t>
-      </w:r>
-      <w:r>
-        <w:t xml:space="preserve"> </w:t>
-      </w:r>
-      <w:r>
-        <w:t xml:space="preserve">and the Neural Engine. All models are contained in the</w:t>
-      </w:r>
-      <w:r>
-        <w:t xml:space="preserve"> </w:t>
-      </w:r>
-      <w:r>
-        <w:t xml:space="preserve">application package; nothing is downloaded on first launch. A user</w:t>
-      </w:r>
-      <w:r>
-        <w:t xml:space="preserve"> </w:t>
-      </w:r>
-      <w:r>
-        <w:t xml:space="preserve">can add whisper.cpp models only by hand, into the library's</w:t>
-      </w:r>
-      <w:r>
-        <w:t xml:space="preserve"> </w:t>
-      </w:r>
-      <w:r>
-        <w:t xml:space="preserve">“Modelle” folder — the application never downloads.</w:t>
+        <w:t xml:space="preserve">The application logic runs embedded inside the app.</w:t>
+      </w:r>
+      <w:r>
+        <w:t xml:space="preserve"> </w:t>
+      </w:r>
+      <w:r>
+        <w:t xml:space="preserve">Speech recognition (whisper.cpp 1.8.2, model large-v3-turbo) runs as</w:t>
+      </w:r>
+      <w:r>
+        <w:t xml:space="preserve"> </w:t>
+      </w:r>
+      <w:r>
+        <w:t xml:space="preserve">a helper program from the app bundle on the graphics processor</w:t>
+      </w:r>
+      <w:r>
+        <w:t xml:space="preserve"> </w:t>
+      </w:r>
+      <w:r>
+        <w:t xml:space="preserve">(Metal). Speaker diarisation (SpeakerKit by Argmax with the models</w:t>
+      </w:r>
+      <w:r>
+        <w:t xml:space="preserve"> </w:t>
+      </w:r>
+      <w:r>
+        <w:t xml:space="preserve">pyannote segmentation-3.0, WeSpeaker ResNet34 and pyannote</w:t>
+      </w:r>
+      <w:r>
+        <w:t xml:space="preserve"> </w:t>
+      </w:r>
+      <w:r>
+        <w:t xml:space="preserve">community-1, converted to Core ML by Argmax) runs in the app via</w:t>
+      </w:r>
+      <w:r>
+        <w:t xml:space="preserve"> </w:t>
+      </w:r>
+      <w:r>
+        <w:t xml:space="preserve">Core ML and can be switched off. Voice activity detection (Silero</w:t>
+      </w:r>
+      <w:r>
+        <w:t xml:space="preserve"> </w:t>
+      </w:r>
+      <w:r>
+        <w:t xml:space="preserve">VAD 5.1.2 inside whisper.cpp) is used only when speaker diarisation</w:t>
+      </w:r>
+      <w:r>
+        <w:t xml:space="preserve"> </w:t>
+      </w:r>
+      <w:r>
+        <w:t xml:space="preserve">is switched off; otherwise the diarisation cuts the blocks. All</w:t>
+      </w:r>
+      <w:r>
+        <w:t xml:space="preserve"> </w:t>
+      </w:r>
+      <w:r>
+        <w:t xml:space="preserve">models are contained in the application package; the application</w:t>
+      </w:r>
+      <w:r>
+        <w:t xml:space="preserve"> </w:t>
+      </w:r>
+      <w:r>
+        <w:t xml:space="preserve">downloads neither models nor program components. A user can add</w:t>
+      </w:r>
+      <w:r>
+        <w:t xml:space="preserve"> </w:t>
+      </w:r>
+      <w:r>
+        <w:t xml:space="preserve">whisper.cpp models only by hand, into the library's “Modelle”</w:t>
+      </w:r>
+      <w:r>
+        <w:t xml:space="preserve"> </w:t>
+      </w:r>
+      <w:r>
+        <w:t xml:space="preserve">folder. The models do not learn from the recordings. The application</w:t>
+      </w:r>
+      <w:r>
+        <w:t xml:space="preserve"> </w:t>
+      </w:r>
+      <w:r>
+        <w:t xml:space="preserve">summarises nothing and rephrases nothing; speech recognition is an</w:t>
+      </w:r>
+      <w:r>
+        <w:t xml:space="preserve"> </w:t>
+      </w:r>
+      <w:r>
+        <w:t xml:space="preserve">AI model and can produce words that were not said, which is why the</w:t>
+      </w:r>
+      <w:r>
+        <w:t xml:space="preserve"> </w:t>
+      </w:r>
+      <w:r>
+        <w:t xml:space="preserve">transcript must be checked against the recording.</w:t>
       </w:r>
     </w:p>
     <w:p>
@@ -384,52 +506,151 @@
         <w:t xml:space="preserve"> </w:t>
       </w:r>
       <w:r>
-        <w:t xml:space="preserve">For each transcript a folder is created at the chosen</w:t>
-      </w:r>
-      <w:r>
-        <w:t xml:space="preserve"> </w:t>
-      </w:r>
-      <w:r>
-        <w:t xml:space="preserve">location</w:t>
-      </w:r>
-      <w:r>
-        <w:t xml:space="preserve"> </w:t>
-      </w:r>
-      <w:r>
-        <w:rPr>
-          <w:rStyle w:val="VerbatimChar"/>
-        </w:rPr>
-        <w:t xml:space="preserve">[path, e.g. ~/Documents/ResearchTranscript]</w:t>
-      </w:r>
-      <w:r>
-        <w:t xml:space="preserve"> </w:t>
-      </w:r>
-      <w:r>
-        <w:t xml:space="preserve">holding a copy of</w:t>
-      </w:r>
-      <w:r>
-        <w:t xml:space="preserve"> </w:t>
-      </w:r>
-      <w:r>
-        <w:t xml:space="preserve">the audio (for video: the sound track as MP3 and the unchanged video</w:t>
-      </w:r>
-      <w:r>
-        <w:t xml:space="preserve"> </w:t>
-      </w:r>
-      <w:r>
-        <w:t xml:space="preserve">file), the canonical transcript file (JSON), history snapshots</w:t>
-      </w:r>
-      <w:r>
-        <w:t xml:space="preserve"> </w:t>
-      </w:r>
-      <w:r>
-        <w:t xml:space="preserve">written on every save, and the derived exports. Temporary working</w:t>
-      </w:r>
-      <w:r>
-        <w:t xml:space="preserve"> </w:t>
-      </w:r>
-      <w:r>
-        <w:t xml:space="preserve">files are removed after each run.</w:t>
+        <w:t xml:space="preserve">For each transcript a subfolder is created in the</w:t>
+      </w:r>
+      <w:r>
+        <w:t xml:space="preserve"> </w:t>
+      </w:r>
+      <w:r>
+        <w:t xml:space="preserve">chosen library folder</w:t>
+      </w:r>
+      <w:r>
+        <w:t xml:space="preserve"> </w:t>
+      </w:r>
+      <w:r>
+        <w:rPr>
+          <w:rStyle w:val="VerbatimChar"/>
+        </w:rPr>
+        <w:t xml:space="preserve">[path]</w:t>
+      </w:r>
+      <w:r>
+        <w:t xml:space="preserve"> </w:t>
+      </w:r>
+      <w:r>
+        <w:t xml:space="preserve">holding</w:t>
+      </w:r>
+      <w:r>
+        <w:t xml:space="preserve"> </w:t>
+      </w:r>
+      <w:r>
+        <w:rPr>
+          <w:rStyle w:val="VerbatimChar"/>
+        </w:rPr>
+        <w:t xml:space="preserve">transkript.json</w:t>
+      </w:r>
+      <w:r>
+        <w:t xml:space="preserve"> </w:t>
+      </w:r>
+      <w:r>
+        <w:t xml:space="preserve">(wording,</w:t>
+      </w:r>
+      <w:r>
+        <w:t xml:space="preserve"> </w:t>
+      </w:r>
+      <w:r>
+        <w:t xml:space="preserve">speakers, memos, journal, Zotero details), a copy of the recording</w:t>
+      </w:r>
+      <w:r>
+        <w:t xml:space="preserve"> </w:t>
+      </w:r>
+      <w:r>
+        <w:t xml:space="preserve">(for video the unchanged video file too) and</w:t>
+      </w:r>
+      <w:r>
+        <w:t xml:space="preserve"> </w:t>
+      </w:r>
+      <w:r>
+        <w:rPr>
+          <w:rStyle w:val="VerbatimChar"/>
+        </w:rPr>
+        <w:t xml:space="preserve">wellenform.json</w:t>
+      </w:r>
+      <w:r>
+        <w:t xml:space="preserve">.</w:t>
+      </w:r>
+      <w:r>
+        <w:t xml:space="preserve"> </w:t>
+      </w:r>
+      <w:r>
+        <w:rPr>
+          <w:rStyle w:val="VerbatimChar"/>
+        </w:rPr>
+        <w:t xml:space="preserve">ausgang.json</w:t>
+      </w:r>
+      <w:r>
+        <w:t xml:space="preserve"> </w:t>
+      </w:r>
+      <w:r>
+        <w:t xml:space="preserve">holds the state as delivered by the machine or by an</w:t>
+      </w:r>
+      <w:r>
+        <w:t xml:space="preserve"> </w:t>
+      </w:r>
+      <w:r>
+        <w:t xml:space="preserve">imported file;</w:t>
+      </w:r>
+      <w:r>
+        <w:t xml:space="preserve"> </w:t>
+      </w:r>
+      <w:r>
+        <w:rPr>
+          <w:rStyle w:val="VerbatimChar"/>
+        </w:rPr>
+        <w:t xml:space="preserve">history/</w:t>
+      </w:r>
+      <w:r>
+        <w:t xml:space="preserve"> </w:t>
+      </w:r>
+      <w:r>
+        <w:t xml:space="preserve">holds the last 30 states.</w:t>
+      </w:r>
+      <w:r>
+        <w:t xml:space="preserve"> </w:t>
+      </w:r>
+      <w:r>
+        <w:rPr>
+          <w:b/>
+          <w:bCs/>
+        </w:rPr>
+        <w:t xml:space="preserve">Both contain</w:t>
+      </w:r>
+      <w:r>
+        <w:rPr>
+          <w:b/>
+          <w:bCs/>
+        </w:rPr>
+        <w:t xml:space="preserve"> </w:t>
+      </w:r>
+      <w:r>
+        <w:rPr>
+          <w:b/>
+          <w:bCs/>
+        </w:rPr>
+        <w:t xml:space="preserve">the wording before any pseudonymisation.</w:t>
+      </w:r>
+      <w:r>
+        <w:t xml:space="preserve"> </w:t>
+      </w:r>
+      <w:r>
+        <w:t xml:space="preserve">Settings and the app log</w:t>
+      </w:r>
+      <w:r>
+        <w:t xml:space="preserve"> </w:t>
+      </w:r>
+      <w:r>
+        <w:t xml:space="preserve">are stored in the app container of the user account. The journal</w:t>
+      </w:r>
+      <w:r>
+        <w:t xml:space="preserve"> </w:t>
+      </w:r>
+      <w:r>
+        <w:t xml:space="preserve">records an installation ID and, optionally, an e-mail address of the</w:t>
+      </w:r>
+      <w:r>
+        <w:t xml:space="preserve"> </w:t>
+      </w:r>
+      <w:r>
+        <w:t xml:space="preserve">editing person.</w:t>
       </w:r>
     </w:p>
     <w:p>
@@ -451,52 +672,58 @@
         <w:t xml:space="preserve"> </w:t>
       </w:r>
       <w:r>
-        <w:t xml:space="preserve">The software opens no outbound network connections: no</w:t>
-      </w:r>
-      <w:r>
-        <w:t xml:space="preserve"> </w:t>
-      </w:r>
-      <w:r>
-        <w:t xml:space="preserve">telemetry, no usage statistics, no update check, no crash reports of</w:t>
-      </w:r>
-      <w:r>
-        <w:t xml:space="preserve"> </w:t>
-      </w:r>
-      <w:r>
-        <w:t xml:space="preserve">its own. The application's internal service binds exclusively to the</w:t>
-      </w:r>
-      <w:r>
-        <w:t xml:space="preserve"> </w:t>
-      </w:r>
-      <w:r>
-        <w:t xml:space="preserve">loopback address</w:t>
-      </w:r>
-      <w:r>
-        <w:t xml:space="preserve"> </w:t>
-      </w:r>
-      <w:r>
-        <w:rPr>
-          <w:rStyle w:val="VerbatimChar"/>
-        </w:rPr>
-        <w:t xml:space="preserve">127.0.0.1</w:t>
-      </w:r>
-      <w:r>
-        <w:t xml:space="preserve"> </w:t>
-      </w:r>
-      <w:r>
-        <w:t xml:space="preserve">and rejects requests from any other host</w:t>
-      </w:r>
-      <w:r>
-        <w:t xml:space="preserve"> </w:t>
-      </w:r>
-      <w:r>
-        <w:t xml:space="preserve">(HTTP 421). Diagnostic data of the macOS operating system is governed</w:t>
-      </w:r>
-      <w:r>
-        <w:t xml:space="preserve"> </w:t>
-      </w:r>
-      <w:r>
-        <w:t xml:space="preserve">by its system settings, not by the software.</w:t>
+        <w:t xml:space="preserve">The software transmits no recordings, texts or usage</w:t>
+      </w:r>
+      <w:r>
+        <w:t xml:space="preserve"> </w:t>
+      </w:r>
+      <w:r>
+        <w:t xml:space="preserve">data: no account, no telemetry, no update check, no crash reports of</w:t>
+      </w:r>
+      <w:r>
+        <w:t xml:space="preserve"> </w:t>
+      </w:r>
+      <w:r>
+        <w:t xml:space="preserve">its own, no model downloads. There is no internal service, no server</w:t>
+      </w:r>
+      <w:r>
+        <w:t xml:space="preserve"> </w:t>
+      </w:r>
+      <w:r>
+        <w:t xml:space="preserve">and no open port. The macOS network entitlement is set only because</w:t>
+      </w:r>
+      <w:r>
+        <w:t xml:space="preserve"> </w:t>
+      </w:r>
+      <w:r>
+        <w:t xml:space="preserve">the built-in web view requires it; a firewall or</w:t>
+      </w:r>
+      <w:r>
+        <w:t xml:space="preserve"> </w:t>
+      </w:r>
+      <w:r>
+        <w:rPr>
+          <w:rStyle w:val="VerbatimChar"/>
+        </w:rPr>
+        <w:t xml:space="preserve">nettop</w:t>
+      </w:r>
+      <w:r>
+        <w:t xml:space="preserve"> </w:t>
+      </w:r>
+      <w:r>
+        <w:t xml:space="preserve">shows that</w:t>
+      </w:r>
+      <w:r>
+        <w:t xml:space="preserve"> </w:t>
+      </w:r>
+      <w:r>
+        <w:t xml:space="preserve">no connection is made. Crash reports of the macOS operating system</w:t>
+      </w:r>
+      <w:r>
+        <w:t xml:space="preserve"> </w:t>
+      </w:r>
+      <w:r>
+        <w:t xml:space="preserve">are governed by its system settings, not by the software.</w:t>
       </w:r>
     </w:p>
     <w:p>
@@ -518,43 +745,37 @@
         <w:t xml:space="preserve"> </w:t>
       </w:r>
       <w:r>
-        <w:t xml:space="preserve">Export files (WebVTT, CSV, plain text, REFI-QDA</w:t>
-      </w:r>
-      <w:r>
-        <w:t xml:space="preserve"> </w:t>
-      </w:r>
-      <w:r>
-        <w:rPr>
-          <w:rStyle w:val="VerbatimChar"/>
-        </w:rPr>
-        <w:t xml:space="preserve">.qdpx.zip</w:t>
-      </w:r>
-      <w:r>
-        <w:t xml:space="preserve">,</w:t>
-      </w:r>
-      <w:r>
-        <w:t xml:space="preserve"> </w:t>
-      </w:r>
-      <w:r>
-        <w:t xml:space="preserve">enrich dossier</w:t>
-      </w:r>
-      <w:r>
-        <w:t xml:space="preserve"> </w:t>
-      </w:r>
-      <w:r>
-        <w:rPr>
-          <w:rStyle w:val="VerbatimChar"/>
-        </w:rPr>
-        <w:t xml:space="preserve">.enrich</w:t>
-      </w:r>
-      <w:r>
-        <w:t xml:space="preserve">) are written wherever the operator saves</w:t>
-      </w:r>
-      <w:r>
-        <w:t xml:space="preserve"> </w:t>
-      </w:r>
-      <w:r>
-        <w:t xml:space="preserve">them.</w:t>
+        <w:t xml:space="preserve">Export files are written wherever the operator saves</w:t>
+      </w:r>
+      <w:r>
+        <w:t xml:space="preserve"> </w:t>
+      </w:r>
+      <w:r>
+        <w:t xml:space="preserve">them. All text formats (VTT, CSV, TXT, Markdown, Word) contain</w:t>
+      </w:r>
+      <w:r>
+        <w:t xml:space="preserve"> </w:t>
+      </w:r>
+      <w:r>
+        <w:t xml:space="preserve">wording, speaker names and timestamps; CSV, Markdown and Word</w:t>
+      </w:r>
+      <w:r>
+        <w:t xml:space="preserve"> </w:t>
+      </w:r>
+      <w:r>
+        <w:t xml:space="preserve">additionally the memos; Markdown and Word, with a Zotero link, a</w:t>
+      </w:r>
+      <w:r>
+        <w:t xml:space="preserve"> </w:t>
+      </w:r>
+      <w:r>
+        <w:t xml:space="preserve">header with title, date, citekey and the persons whose roles were</w:t>
+      </w:r>
+      <w:r>
+        <w:t xml:space="preserve"> </w:t>
+      </w:r>
+      <w:r>
+        <w:t xml:space="preserve">selected.</w:t>
       </w:r>
       <w:r>
         <w:t xml:space="preserve"> </w:t>
@@ -564,31 +785,99 @@
           <w:b/>
           <w:bCs/>
         </w:rPr>
-        <w:t xml:space="preserve">REFI-QDA and enrich exports contain the audio recording.</w:t>
-      </w:r>
-      <w:r>
-        <w:t xml:space="preserve"> </w:t>
-      </w:r>
-      <w:r>
-        <w:t xml:space="preserve">Passing them on is passing on the recording. An enrich dossier also</w:t>
-      </w:r>
-      <w:r>
-        <w:t xml:space="preserve"> </w:t>
-      </w:r>
-      <w:r>
-        <w:t xml:space="preserve">contains the change journal with the optional e-mail address entered</w:t>
-      </w:r>
-      <w:r>
-        <w:t xml:space="preserve"> </w:t>
-      </w:r>
-      <w:r>
-        <w:t xml:space="preserve">in Settings and, if the transcript is linked to Zotero, the adopted</w:t>
-      </w:r>
-      <w:r>
-        <w:t xml:space="preserve"> </w:t>
-      </w:r>
-      <w:r>
-        <w:t xml:space="preserve">metadata (title, date, people by the chosen roles, citation key).</w:t>
+        <w:t xml:space="preserve">REFI-QDA (</w:t>
+      </w:r>
+      <w:r>
+        <w:rPr>
+          <w:rStyle w:val="VerbatimChar"/>
+          <w:b/>
+          <w:bCs/>
+        </w:rPr>
+        <w:t xml:space="preserve">.qdpx.zip</w:t>
+      </w:r>
+      <w:r>
+        <w:rPr>
+          <w:b/>
+          <w:bCs/>
+        </w:rPr>
+        <w:t xml:space="preserve">) contains text, memos and the audio</w:t>
+      </w:r>
+      <w:r>
+        <w:rPr>
+          <w:b/>
+          <w:bCs/>
+        </w:rPr>
+        <w:t xml:space="preserve"> </w:t>
+      </w:r>
+      <w:r>
+        <w:rPr>
+          <w:b/>
+          <w:bCs/>
+        </w:rPr>
+        <w:t xml:space="preserve">recording, i.e. the voice, and on request the video file; the enrich</w:t>
+      </w:r>
+      <w:r>
+        <w:rPr>
+          <w:b/>
+          <w:bCs/>
+        </w:rPr>
+        <w:t xml:space="preserve"> </w:t>
+      </w:r>
+      <w:r>
+        <w:rPr>
+          <w:b/>
+          <w:bCs/>
+        </w:rPr>
+        <w:t xml:space="preserve">dossier (</w:t>
+      </w:r>
+      <w:r>
+        <w:rPr>
+          <w:rStyle w:val="VerbatimChar"/>
+          <w:b/>
+          <w:bCs/>
+        </w:rPr>
+        <w:t xml:space="preserve">.enrich</w:t>
+      </w:r>
+      <w:r>
+        <w:rPr>
+          <w:b/>
+          <w:bCs/>
+        </w:rPr>
+        <w:t xml:space="preserve">) contains text, the audio recording as MP3 (via</w:t>
+      </w:r>
+      <w:r>
+        <w:rPr>
+          <w:b/>
+          <w:bCs/>
+        </w:rPr>
+        <w:t xml:space="preserve"> </w:t>
+      </w:r>
+      <w:r>
+        <w:rPr>
+          <w:b/>
+          <w:bCs/>
+        </w:rPr>
+        <w:t xml:space="preserve">LAME), the journal with installation ID and e-mail, and Zotero</w:t>
+      </w:r>
+      <w:r>
+        <w:rPr>
+          <w:b/>
+          <w:bCs/>
+        </w:rPr>
+        <w:t xml:space="preserve"> </w:t>
+      </w:r>
+      <w:r>
+        <w:rPr>
+          <w:b/>
+          <w:bCs/>
+        </w:rPr>
+        <w:t xml:space="preserve">details, no memos.</w:t>
+      </w:r>
+      <w:r>
+        <w:t xml:space="preserve"> </w:t>
+      </w:r>
+      <w:r>
+        <w:t xml:space="preserve">Passing them on is passing on the recording.</w:t>
       </w:r>
       <w:r>
         <w:t xml:space="preserve"> </w:t>
@@ -621,19 +910,7 @@
         <w:t xml:space="preserve"> </w:t>
       </w:r>
       <w:r>
-        <w:t xml:space="preserve">and, where identifiable, biometric data); the enrich export carries</w:t>
-      </w:r>
-      <w:r>
-        <w:t xml:space="preserve"> </w:t>
-      </w:r>
-      <w:r>
-        <w:t xml:space="preserve">the sound only, the REFI-QDA export the video only when chosen</w:t>
-      </w:r>
-      <w:r>
-        <w:t xml:space="preserve"> </w:t>
-      </w:r>
-      <w:r>
-        <w:t xml:space="preserve">explicitly.</w:t>
+        <w:t xml:space="preserve">and, where identifiable, biometric data).</w:t>
       </w:r>
     </w:p>
     <w:bookmarkEnd w:id="13"/>
@@ -672,13 +949,13 @@
         <w:t xml:space="preserve"> </w:t>
       </w:r>
       <w:r>
-        <w:t xml:space="preserve">logged-in user. There is no server, no cloud service and no user</w:t>
-      </w:r>
-      <w:r>
-        <w:t xml:space="preserve"> </w:t>
-      </w:r>
-      <w:r>
-        <w:t xml:space="preserve">account.</w:t>
+        <w:t xml:space="preserve">logged-in user. There is no server, no open port, no cloud service and</w:t>
+      </w:r>
+      <w:r>
+        <w:t xml:space="preserve"> </w:t>
+      </w:r>
+      <w:r>
+        <w:t xml:space="preserve">no user account.</w:t>
       </w:r>
     </w:p>
     <w:bookmarkEnd w:id="14"/>
@@ -777,19 +1054,55 @@
         <w:t xml:space="preserve"> </w:t>
       </w:r>
       <w:r>
+        <w:t xml:space="preserve">in the Finder</w:t>
+      </w:r>
+      <w:r>
+        <w:t xml:space="preserve"> </w:t>
+      </w:r>
+      <w:r>
         <w:rPr>
           <w:rStyle w:val="VerbatimChar"/>
         </w:rPr>
         <w:t xml:space="preserve">[by whom, when]</w:t>
       </w:r>
       <w:r>
-        <w:t xml:space="preserve">. History snapshots live in the folder of the</w:t>
-      </w:r>
-      <w:r>
-        <w:t xml:space="preserve"> </w:t>
-      </w:r>
-      <w:r>
-        <w:t xml:space="preserve">respective transcript and are deleted with it. Backups of the device</w:t>
+        <w:t xml:space="preserve">.</w:t>
+      </w:r>
+      <w:r>
+        <w:t xml:space="preserve"> </w:t>
+      </w:r>
+      <w:r>
+        <w:rPr>
+          <w:rStyle w:val="VerbatimChar"/>
+        </w:rPr>
+        <w:t xml:space="preserve">ausgang.json</w:t>
+      </w:r>
+      <w:r>
+        <w:t xml:space="preserve"> </w:t>
+      </w:r>
+      <w:r>
+        <w:t xml:space="preserve">and the states in</w:t>
+      </w:r>
+      <w:r>
+        <w:t xml:space="preserve"> </w:t>
+      </w:r>
+      <w:r>
+        <w:rPr>
+          <w:rStyle w:val="VerbatimChar"/>
+        </w:rPr>
+        <w:t xml:space="preserve">history/</w:t>
+      </w:r>
+      <w:r>
+        <w:t xml:space="preserve"> </w:t>
+      </w:r>
+      <w:r>
+        <w:t xml:space="preserve">live in the folder of the respective transcript and are</w:t>
+      </w:r>
+      <w:r>
+        <w:t xml:space="preserve"> </w:t>
+      </w:r>
+      <w:r>
+        <w:t xml:space="preserve">deleted with it. Backups of the device</w:t>
       </w:r>
       <w:r>
         <w:t xml:space="preserve"> </w:t>
@@ -1005,58 +1318,52 @@
         <w:t xml:space="preserve"> </w:t>
       </w:r>
       <w:r>
-        <w:t xml:space="preserve">binding of the internal service to</w:t>
-      </w:r>
-      <w:r>
-        <w:t xml:space="preserve"> </w:t>
-      </w:r>
-      <w:r>
-        <w:rPr>
-          <w:rStyle w:val="VerbatimChar"/>
-        </w:rPr>
-        <w:t xml:space="preserve">127.0.0.1</w:t>
-      </w:r>
-      <w:r>
-        <w:t xml:space="preserve"> </w:t>
-      </w:r>
-      <w:r>
-        <w:t xml:space="preserve">and the rejection of</w:t>
-      </w:r>
-      <w:r>
-        <w:t xml:space="preserve"> </w:t>
-      </w:r>
-      <w:r>
-        <w:t xml:space="preserve">foreign hosts are in</w:t>
-      </w:r>
-      <w:r>
-        <w:t xml:space="preserve"> </w:t>
-      </w:r>
-      <w:r>
-        <w:rPr>
-          <w:rStyle w:val="VerbatimChar"/>
-        </w:rPr>
-        <w:t xml:space="preserve">backend/src/researchtranscript/main.py</w:t>
-      </w:r>
-      <w:r>
-        <w:t xml:space="preserve">. The</w:t>
-      </w:r>
-      <w:r>
-        <w:t xml:space="preserve"> </w:t>
-      </w:r>
-      <w:r>
-        <w:t xml:space="preserve">repository contains the complete build chain up to the signed</w:t>
-      </w:r>
-      <w:r>
-        <w:t xml:space="preserve"> </w:t>
-      </w:r>
-      <w:r>
-        <w:t xml:space="preserve">installation package; anyone who does not trust the distributed binary</w:t>
-      </w:r>
-      <w:r>
-        <w:t xml:space="preserve"> </w:t>
-      </w:r>
-      <w:r>
-        <w:t xml:space="preserve">can build it.</w:t>
+        <w:t xml:space="preserve">shell</w:t>
+      </w:r>
+      <w:r>
+        <w:t xml:space="preserve"> </w:t>
+      </w:r>
+      <w:r>
+        <w:rPr>
+          <w:rStyle w:val="VerbatimChar"/>
+        </w:rPr>
+        <w:t xml:space="preserve">frontend/src-tauri/src/lib.rs</w:t>
+      </w:r>
+      <w:r>
+        <w:t xml:space="preserve"> </w:t>
+      </w:r>
+      <w:r>
+        <w:t xml:space="preserve">starts no server and opens no</w:t>
+      </w:r>
+      <w:r>
+        <w:t xml:space="preserve"> </w:t>
+      </w:r>
+      <w:r>
+        <w:t xml:space="preserve">port; the sandbox entitlements are in</w:t>
+      </w:r>
+      <w:r>
+        <w:t xml:space="preserve"> </w:t>
+      </w:r>
+      <w:r>
+        <w:rPr>
+          <w:rStyle w:val="VerbatimChar"/>
+        </w:rPr>
+        <w:t xml:space="preserve">frontend/src-tauri/entitlements.plist</w:t>
+      </w:r>
+      <w:r>
+        <w:t xml:space="preserve">. The repository contains the</w:t>
+      </w:r>
+      <w:r>
+        <w:t xml:space="preserve"> </w:t>
+      </w:r>
+      <w:r>
+        <w:t xml:space="preserve">complete build chain up to the signed installation package; anyone who</w:t>
+      </w:r>
+      <w:r>
+        <w:t xml:space="preserve"> </w:t>
+      </w:r>
+      <w:r>
+        <w:t xml:space="preserve">does not trust the distributed binary can build it.</w:t>
       </w:r>
     </w:p>
     <w:p>

--- a/site/docs/researchtranscript-data-processing-en.docx
+++ b/site/docs/researchtranscript-data-processing-en.docx
@@ -28,7 +28,7 @@
         <w:t xml:space="preserve"> </w:t>
       </w:r>
       <w:r>
-        <w:t xml:space="preserve">management plan. As of 18 September 2026, ResearchTranscript 0.6.0. Items</w:t>
+        <w:t xml:space="preserve">management plan. As of 23 September 2026, ResearchTranscript 0.6.2. Items</w:t>
       </w:r>
       <w:r>
         <w:t xml:space="preserve"> </w:t>
@@ -146,7 +146,7 @@
         <w:rPr>
           <w:rStyle w:val="VerbatimChar"/>
         </w:rPr>
-        <w:t xml:space="preserve">[0.6.0]</w:t>
+        <w:t xml:space="preserve">[0.6.2]</w:t>
       </w:r>
       <w:r>
         <w:t xml:space="preserve">. Free software under</w:t>
